--- a/RFI-Docs/CANNABIS TALKING POINTS -- FINAL VERSION.docx
+++ b/RFI-Docs/CANNABIS TALKING POINTS -- FINAL VERSION.docx
@@ -4,10 +4,124 @@
   <w:body>
     <w:p>
       <w:pPr>
+        <w:jc w:val="left"/>
+      </w:pPr>
+      <w:r>
+        <w:rPr>
+          <w:color w:val="646464"/>
+          <w:sz w:val="18"/>
+        </w:rPr>
+        <w:t>Document: CANNABIS TALKING POINTS -- FINAL VERSION.docx</w:t>
+      </w:r>
+    </w:p>
+    <w:p>
+      <w:pPr>
+        <w:jc w:val="left"/>
+      </w:pPr>
+      <w:r>
+        <w:rPr>
+          <w:color w:val="646464"/>
+          <w:sz w:val="18"/>
+        </w:rPr>
+        <w:t>Title: Cannabis Talking Points -- Final Version</w:t>
+      </w:r>
+    </w:p>
+    <w:p>
+      <w:pPr>
+        <w:jc w:val="left"/>
+      </w:pPr>
+      <w:r>
+        <w:rPr>
+          <w:color w:val="646464"/>
+          <w:sz w:val="18"/>
+        </w:rPr>
+        <w:t>Topic: Cannabis | Type: Talking Points</w:t>
+      </w:r>
+    </w:p>
+    <w:p>
+      <w:pPr>
+        <w:jc w:val="left"/>
+      </w:pPr>
+      <w:r>
+        <w:rPr>
+          <w:color w:val="646464"/>
+          <w:sz w:val="18"/>
+        </w:rPr>
+        <w:t>Created: 2024-03-26 | By: Richman, Michael (VACO)</w:t>
+      </w:r>
+    </w:p>
+    <w:p>
+      <w:pPr>
+        <w:jc w:val="left"/>
+      </w:pPr>
+      <w:r>
+        <w:rPr>
+          <w:color w:val="646464"/>
+          <w:sz w:val="18"/>
+        </w:rPr>
+        <w:t>Modified: 2024-07-10 | By: Richman, Michael (VACO)</w:t>
+      </w:r>
+    </w:p>
+    <w:p>
+      <w:pPr>
+        <w:jc w:val="left"/>
+      </w:pPr>
+      <w:r>
+        <w:rPr>
+          <w:color w:val="C8C8C8"/>
+          <w:sz w:val="16"/>
+        </w:rPr>
+        <w:t>────────────────────────────────────────────────────────────────────────────────</w:t>
+      </w:r>
+    </w:p>
+    <w:p>
+      <w:pPr>
+        <w:jc w:val="left"/>
+      </w:pPr>
+      <w:r/>
+    </w:p>
+    <w:p>
+      <w:pPr>
+        <w:jc w:val="left"/>
+      </w:pPr>
+      <w:r>
+        <w:rPr>
+          <w:color w:val="646464"/>
+          <w:sz w:val="18"/>
+        </w:rPr>
+        <w:t>Topic: Cannabis | Type: Talking Points</w:t>
+      </w:r>
+    </w:p>
+    <w:p>
+      <w:pPr>
+        <w:jc w:val="left"/>
+      </w:pPr>
+      <w:r>
+        <w:rPr>
+          <w:color w:val="646464"/>
+          <w:sz w:val="18"/>
+        </w:rPr>
+        <w:t>Created: 2024-03-26 | By: Richman, Michael (VACO)</w:t>
+      </w:r>
+    </w:p>
+    <w:p>
+      <w:pPr>
+        <w:jc w:val="left"/>
+      </w:pPr>
+      <w:r>
+        <w:rPr>
+          <w:color w:val="646464"/>
+          <w:sz w:val="18"/>
+        </w:rPr>
+        <w:t>Modified: 2024-07-10 | By: Richman, Michael (VACO)</w:t>
+      </w:r>
+    </w:p>
+    <w:p>
+      <w:pPr>
         <w:pStyle w:val="NormalWeb"/>
         <w:shd w:val="clear" w:color="auto" w:fill="FFFFFF"/>
         <w:spacing w:before="0" w:beforeAutospacing="0" w:after="0" w:afterAutospacing="0"/>
-        <w:jc w:val="center"/>
+        <w:jc w:val="left"/>
         <w:rPr>
           <w:rFonts w:asciiTheme="minorHAnsi" w:hAnsiTheme="minorHAnsi" w:cstheme="minorHAnsi"/>
           <w:b/>
@@ -19,36 +133,10 @@
       </w:pPr>
       <w:r>
         <w:rPr>
-          <w:rFonts w:asciiTheme="minorHAnsi" w:hAnsiTheme="minorHAnsi" w:cstheme="minorHAnsi"/>
-          <w:b/>
-          <w:bCs/>
-          <w:color w:val="2E2E2E"/>
-          <w:sz w:val="28"/>
-          <w:szCs w:val="28"/>
-        </w:rPr>
-        <w:t xml:space="preserve">VA </w:t>
-      </w:r>
-      <w:r>
-        <w:rPr>
-          <w:rFonts w:asciiTheme="minorHAnsi" w:hAnsiTheme="minorHAnsi" w:cstheme="minorHAnsi"/>
-          <w:b/>
-          <w:bCs/>
-          <w:color w:val="2E2E2E"/>
-          <w:sz w:val="28"/>
-          <w:szCs w:val="28"/>
-        </w:rPr>
-        <w:t>Talking Points</w:t>
-      </w:r>
-      <w:r>
-        <w:rPr>
-          <w:rFonts w:asciiTheme="minorHAnsi" w:hAnsiTheme="minorHAnsi" w:cstheme="minorHAnsi"/>
-          <w:b/>
-          <w:bCs/>
-          <w:color w:val="2E2E2E"/>
-          <w:sz w:val="28"/>
-          <w:szCs w:val="28"/>
-        </w:rPr>
-        <w:t xml:space="preserve"> on Cannabis</w:t>
+          <w:color w:val="C8C8C8"/>
+          <w:sz w:val="16"/>
+        </w:rPr>
+        <w:t>────────────────────────────────────────────────────────────────────────────────</w:t>
       </w:r>
     </w:p>
     <w:p>
@@ -65,16 +153,7 @@
           <w:szCs w:val="28"/>
         </w:rPr>
       </w:pPr>
-      <w:r>
-        <w:rPr>
-          <w:rFonts w:cstheme="minorHAnsi"/>
-          <w:b/>
-          <w:bCs/>
-          <w:sz w:val="28"/>
-          <w:szCs w:val="28"/>
-        </w:rPr>
-        <w:t>Updated March 25, 2024</w:t>
-      </w:r>
+      <w:r/>
     </w:p>
     <w:p>
       <w:pPr>
